--- a/PRODUCTS/HELIX CRM.docx
+++ b/PRODUCTS/HELIX CRM.docx
@@ -640,6 +640,24 @@
         <w:t>Resend (תזכורות מייל) — ⚪ אופציונלי (STAGE כבר יש)</w:t>
       </w:r>
     </w:p>
+    <w:p>
+      <w:r>
+        <w:t>---</w:t>
+      </w:r>
+    </w:p>
+    <w:p>
+      <w:pPr>
+        <w:pStyle w:val="Heading2"/>
+      </w:pPr>
+      <w:r>
+        <w:t>שכבת אוטונומיה — עסקה מידרדרת → זיהוי + פעולה (2026-08)</w:t>
+      </w:r>
+    </w:p>
+    <w:p>
+      <w:r>
+        <w:t>הדוגמה המרכזית של Von מיושמת ב-CRM: crmDetectStalledDeals מזהה עסקה פתוחה שאיש-הקשר שלה ללא פעילות ≥14 יום, ו-crmActOnStalledDeals מנתב דרך המתג: advisor מדווח, approve יוצר משימת-בדיקה, autopilot כותב פעילות next-step קונקרטית כך שה-pipeline מרפא את עצמו. crm.next_step הוא internal (autopilot ללא צורך ב-risk_ack). תשתית: autonomy_settings (supabase/autonomy.sql), lib/autonomy/*, crmSetAutonomy.</w:t>
+      </w:r>
+    </w:p>
     <w:sectPr>
       <w:pgSz w:w="12240" w:h="15840"/>
       <w:pgMar w:top="1440" w:right="1800" w:bottom="1440" w:left="1800" w:header="720" w:footer="720" w:gutter="0"/>

--- a/PRODUCTS/HELIX CRM.docx
+++ b/PRODUCTS/HELIX CRM.docx
@@ -658,6 +658,24 @@
         <w:t>הדוגמה המרכזית של Von מיושמת ב-CRM: crmDetectStalledDeals מזהה עסקה פתוחה שאיש-הקשר שלה ללא פעילות ≥14 יום, ו-crmActOnStalledDeals מנתב דרך המתג: advisor מדווח, approve יוצר משימת-בדיקה, autopilot כותב פעילות next-step קונקרטית כך שה-pipeline מרפא את עצמו. crm.next_step הוא internal (autopilot ללא צורך ב-risk_ack). תשתית: autonomy_settings (supabase/autonomy.sql), lib/autonomy/*, crmSetAutonomy.</w:t>
       </w:r>
     </w:p>
+    <w:p>
+      <w:r>
+        <w:t>---</w:t>
+      </w:r>
+    </w:p>
+    <w:p>
+      <w:pPr>
+        <w:pStyle w:val="Heading2"/>
+      </w:pPr>
+      <w:r>
+        <w:t>מסך מתג האוטונומיה — UI (2026-08-10)</w:t>
+      </w:r>
+    </w:p>
+    <w:p>
+      <w:r>
+        <w:t>route /[locale]/dashboard/crm/autonomy (מחובר ל-crmSetAutonomy). פקד 3-מצבי (המלצה/אישור/אוטופיילוט) עם אפקט גלולה-מחליקה + פופ + זוהר באוטופיילוט; פעולות רגישות מציגות checkbox risk_ack שחובה לאוטופיילוט. רכיב נייד עם fallback לצבעים. מחובר ל-setAutonomy → autonomy_settings.</w:t>
+      </w:r>
+    </w:p>
     <w:sectPr>
       <w:pgSz w:w="12240" w:h="15840"/>
       <w:pgMar w:top="1440" w:right="1800" w:bottom="1440" w:left="1800" w:header="720" w:footer="720" w:gutter="0"/>
